--- a/examples/patterns/doc/10-eclat-itemsets.docx
+++ b/examples/patterns/doc/10-eclat-itemsets.docx
@@ -340,34 +340,52 @@
         <w:rPr>
           <w:rStyle w:val="VerbatimChar"/>
         </w:rPr>
-        <w:t xml:space="preserve">##       capital-gain=[0,1e+05]    capital-loss=[0,4.36e+03] native-country=United-States                   race=White       hours-per-week=[40,99] </w:t>
-      </w:r>
-      <w:r>
-        <w:br/>
-      </w:r>
-      <w:r>
-        <w:rPr>
-          <w:rStyle w:val="VerbatimChar"/>
-        </w:rPr>
-        <w:t xml:space="preserve">##                        48842                        48842                        43832                        41762                        37155 </w:t>
-      </w:r>
-      <w:r>
-        <w:br/>
-      </w:r>
-      <w:r>
-        <w:rPr>
-          <w:rStyle w:val="VerbatimChar"/>
-        </w:rPr>
-        <w:t xml:space="preserve">##                      (Other) </w:t>
-      </w:r>
-      <w:r>
-        <w:br/>
-      </w:r>
-      <w:r>
-        <w:rPr>
-          <w:rStyle w:val="VerbatimChar"/>
-        </w:rPr>
-        <w:t xml:space="preserve">##                       489451 </w:t>
+        <w:t xml:space="preserve">##       capital-gain=[0,1e+05]    capital-loss=[0,4.36e+03] </w:t>
+      </w:r>
+      <w:r>
+        <w:br/>
+      </w:r>
+      <w:r>
+        <w:rPr>
+          <w:rStyle w:val="VerbatimChar"/>
+        </w:rPr>
+        <w:t xml:space="preserve">##                        48842                        48842 </w:t>
+      </w:r>
+      <w:r>
+        <w:br/>
+      </w:r>
+      <w:r>
+        <w:rPr>
+          <w:rStyle w:val="VerbatimChar"/>
+        </w:rPr>
+        <w:t xml:space="preserve">## native-country=United-States                   race=White </w:t>
+      </w:r>
+      <w:r>
+        <w:br/>
+      </w:r>
+      <w:r>
+        <w:rPr>
+          <w:rStyle w:val="VerbatimChar"/>
+        </w:rPr>
+        <w:t xml:space="preserve">##                        43832                        41762 </w:t>
+      </w:r>
+      <w:r>
+        <w:br/>
+      </w:r>
+      <w:r>
+        <w:rPr>
+          <w:rStyle w:val="VerbatimChar"/>
+        </w:rPr>
+        <w:t xml:space="preserve">##       hours-per-week=[40,99]                      (Other) </w:t>
+      </w:r>
+      <w:r>
+        <w:br/>
+      </w:r>
+      <w:r>
+        <w:rPr>
+          <w:rStyle w:val="VerbatimChar"/>
+        </w:rPr>
+        <w:t xml:space="preserve">##                        37155                       489451 </w:t>
       </w:r>
       <w:r>
         <w:br/>
@@ -651,15 +669,60 @@
       </w:r>
       <w:r>
         <w:rPr>
-          <w:rStyle w:val="FloatTok"/>
-        </w:rPr>
-        <w:t xml:space="preserve">0.2</w:t>
+          <w:rStyle w:val="DecValTok"/>
+        </w:rPr>
+        <w:t xml:space="preserve">0</w:t>
       </w:r>
       <w:r>
         <w:rPr>
           <w:rStyle w:val="NormalTok"/>
         </w:rPr>
         <w:t xml:space="preserve">,</w:t>
+      </w:r>
+      <w:r>
+        <w:br/>
+      </w:r>
+      <w:r>
+        <w:rPr>
+          <w:rStyle w:val="NormalTok"/>
+        </w:rPr>
+        <w:t xml:space="preserve">  </w:t>
+      </w:r>
+      <w:r>
+        <w:rPr>
+          <w:rStyle w:val="AttributeTok"/>
+        </w:rPr>
+        <w:t xml:space="preserve">support_strategy =</w:t>
+      </w:r>
+      <w:r>
+        <w:rPr>
+          <w:rStyle w:val="NormalTok"/>
+        </w:rPr>
+        <w:t xml:space="preserve"> </w:t>
+      </w:r>
+      <w:r>
+        <w:rPr>
+          <w:rStyle w:val="FunctionTok"/>
+        </w:rPr>
+        <w:t xml:space="preserve">pat_support_threshold</w:t>
+      </w:r>
+      <w:r>
+        <w:rPr>
+          <w:rStyle w:val="NormalTok"/>
+        </w:rPr>
+        <w:t xml:space="preserve">(</w:t>
+      </w:r>
+      <w:r>
+        <w:rPr>
+          <w:rStyle w:val="StringTok"/>
+        </w:rPr>
+        <w:t xml:space="preserve">"curvature"</w:t>
+      </w:r>
+      <w:r>
+        <w:rPr>
+          <w:rStyle w:val="NormalTok"/>
+        </w:rPr>
+        <w:t xml:space="preserve">),</w:t>
       </w:r>
       <w:r>
         <w:br/>
@@ -999,46 +1062,19 @@
         <w:rPr>
           <w:rStyle w:val="NormalTok"/>
         </w:rPr>
-        <w:t xml:space="preserve">itemsets </w:t>
-      </w:r>
-      <w:r>
-        <w:rPr>
-          <w:rStyle w:val="OtherTok"/>
-        </w:rPr>
-        <w:t xml:space="preserve">&lt;-</w:t>
-      </w:r>
-      <w:r>
-        <w:rPr>
-          <w:rStyle w:val="NormalTok"/>
-        </w:rPr>
-        <w:t xml:space="preserve"> </w:t>
-      </w:r>
-      <w:r>
-        <w:rPr>
-          <w:rStyle w:val="FunctionTok"/>
-        </w:rPr>
-        <w:t xml:space="preserve">discover</w:t>
-      </w:r>
-      <w:r>
-        <w:rPr>
-          <w:rStyle w:val="NormalTok"/>
-        </w:rPr>
-        <w:t xml:space="preserve">(pm, trans)</w:t>
-      </w:r>
-      <w:r>
-        <w:br/>
-      </w:r>
-      <w:r>
-        <w:rPr>
-          <w:rStyle w:val="FunctionTok"/>
-        </w:rPr>
-        <w:t xml:space="preserve">length</w:t>
-      </w:r>
-      <w:r>
-        <w:rPr>
-          <w:rStyle w:val="NormalTok"/>
-        </w:rPr>
-        <w:t xml:space="preserve">(itemsets)</w:t>
+        <w:t xml:space="preserve">pm</w:t>
+      </w:r>
+      <w:r>
+        <w:rPr>
+          <w:rStyle w:val="SpecialCharTok"/>
+        </w:rPr>
+        <w:t xml:space="preserve">$</w:t>
+      </w:r>
+      <w:r>
+        <w:rPr>
+          <w:rStyle w:val="NormalTok"/>
+        </w:rPr>
+        <w:t xml:space="preserve">engine_parameter</w:t>
       </w:r>
     </w:p>
     <w:p>
@@ -1049,15 +1085,120 @@
         <w:rPr>
           <w:rStyle w:val="VerbatimChar"/>
         </w:rPr>
-        <w:t xml:space="preserve">## [1] 6</w:t>
+        <w:t xml:space="preserve">## $supp</w:t>
+      </w:r>
+      <w:r>
+        <w:br/>
+      </w:r>
+      <w:r>
+        <w:rPr>
+          <w:rStyle w:val="VerbatimChar"/>
+        </w:rPr>
+        <w:t xml:space="preserve">## [1] 0.03470374</w:t>
+      </w:r>
+      <w:r>
+        <w:br/>
+      </w:r>
+      <w:r>
+        <w:rPr>
+          <w:rStyle w:val="VerbatimChar"/>
+        </w:rPr>
+        <w:t xml:space="preserve">## </w:t>
+      </w:r>
+      <w:r>
+        <w:br/>
+      </w:r>
+      <w:r>
+        <w:rPr>
+          <w:rStyle w:val="VerbatimChar"/>
+        </w:rPr>
+        <w:t xml:space="preserve">## $minlen</w:t>
+      </w:r>
+      <w:r>
+        <w:br/>
+      </w:r>
+      <w:r>
+        <w:rPr>
+          <w:rStyle w:val="VerbatimChar"/>
+        </w:rPr>
+        <w:t xml:space="preserve">## [1] 1</w:t>
+      </w:r>
+      <w:r>
+        <w:br/>
+      </w:r>
+      <w:r>
+        <w:rPr>
+          <w:rStyle w:val="VerbatimChar"/>
+        </w:rPr>
+        <w:t xml:space="preserve">## </w:t>
+      </w:r>
+      <w:r>
+        <w:br/>
+      </w:r>
+      <w:r>
+        <w:rPr>
+          <w:rStyle w:val="VerbatimChar"/>
+        </w:rPr>
+        <w:t xml:space="preserve">## $maxlen</w:t>
+      </w:r>
+      <w:r>
+        <w:br/>
+      </w:r>
+      <w:r>
+        <w:rPr>
+          <w:rStyle w:val="VerbatimChar"/>
+        </w:rPr>
+        <w:t xml:space="preserve">## [1] 3</w:t>
       </w:r>
     </w:p>
     <w:p>
       <w:pPr>
-        <w:pStyle w:val="FirstParagraph"/>
-      </w:pPr>
-      <w:r>
-        <w:t xml:space="preserve">Evaluate the discovered patterns.</w:t>
+        <w:pStyle w:val="SourceCode"/>
+      </w:pPr>
+      <w:r>
+        <w:rPr>
+          <w:rStyle w:val="NormalTok"/>
+        </w:rPr>
+        <w:t xml:space="preserve">itemsets </w:t>
+      </w:r>
+      <w:r>
+        <w:rPr>
+          <w:rStyle w:val="OtherTok"/>
+        </w:rPr>
+        <w:t xml:space="preserve">&lt;-</w:t>
+      </w:r>
+      <w:r>
+        <w:rPr>
+          <w:rStyle w:val="NormalTok"/>
+        </w:rPr>
+        <w:t xml:space="preserve"> </w:t>
+      </w:r>
+      <w:r>
+        <w:rPr>
+          <w:rStyle w:val="FunctionTok"/>
+        </w:rPr>
+        <w:t xml:space="preserve">discover</w:t>
+      </w:r>
+      <w:r>
+        <w:rPr>
+          <w:rStyle w:val="NormalTok"/>
+        </w:rPr>
+        <w:t xml:space="preserve">(pm, trans)</w:t>
+      </w:r>
+      <w:r>
+        <w:br/>
+      </w:r>
+      <w:r>
+        <w:rPr>
+          <w:rStyle w:val="FunctionTok"/>
+        </w:rPr>
+        <w:t xml:space="preserve">length</w:t>
+      </w:r>
+      <w:r>
+        <w:rPr>
+          <w:rStyle w:val="NormalTok"/>
+        </w:rPr>
+        <w:t xml:space="preserve">(itemsets)</w:t>
       </w:r>
     </w:p>
     <w:p>
@@ -1066,101 +1207,120 @@
       </w:pPr>
       <w:r>
         <w:rPr>
-          <w:rStyle w:val="NormalTok"/>
-        </w:rPr>
-        <w:t xml:space="preserve">eval </w:t>
-      </w:r>
-      <w:r>
-        <w:rPr>
-          <w:rStyle w:val="OtherTok"/>
-        </w:rPr>
-        <w:t xml:space="preserve">&lt;-</w:t>
-      </w:r>
-      <w:r>
-        <w:rPr>
-          <w:rStyle w:val="NormalTok"/>
-        </w:rPr>
-        <w:t xml:space="preserve"> </w:t>
-      </w:r>
-      <w:r>
-        <w:rPr>
-          <w:rStyle w:val="FunctionTok"/>
-        </w:rPr>
-        <w:t xml:space="preserve">evaluate</w:t>
-      </w:r>
-      <w:r>
-        <w:rPr>
-          <w:rStyle w:val="NormalTok"/>
-        </w:rPr>
-        <w:t xml:space="preserve">(pm, itemsets)</w:t>
-      </w:r>
-      <w:r>
-        <w:br/>
-      </w:r>
-      <w:r>
-        <w:rPr>
-          <w:rStyle w:val="NormalTok"/>
-        </w:rPr>
-        <w:t xml:space="preserve">eval</w:t>
-      </w:r>
-      <w:r>
-        <w:rPr>
-          <w:rStyle w:val="SpecialCharTok"/>
-        </w:rPr>
-        <w:t xml:space="preserve">$</w:t>
-      </w:r>
-      <w:r>
-        <w:rPr>
-          <w:rStyle w:val="NormalTok"/>
-        </w:rPr>
-        <w:t xml:space="preserve">metrics</w:t>
+          <w:rStyle w:val="VerbatimChar"/>
+        </w:rPr>
+        <w:t xml:space="preserve">## [1] 6</w:t>
       </w:r>
     </w:p>
     <w:p>
       <w:pPr>
+        <w:pStyle w:val="FirstParagraph"/>
+      </w:pPr>
+      <w:r>
+        <w:t xml:space="preserve">Evaluate the discovered patterns.</w:t>
+      </w:r>
+    </w:p>
+    <w:p>
+      <w:pPr>
         <w:pStyle w:val="SourceCode"/>
       </w:pPr>
       <w:r>
         <w:rPr>
-          <w:rStyle w:val="VerbatimChar"/>
-        </w:rPr>
-        <w:t xml:space="preserve">##           metric     value      type</w:t>
-      </w:r>
-      <w:r>
-        <w:br/>
-      </w:r>
-      <w:r>
-        <w:rPr>
-          <w:rStyle w:val="VerbatimChar"/>
-        </w:rPr>
-        <w:t xml:space="preserve">## 1  pattern_count 6.0000000 intrinsic</w:t>
-      </w:r>
-      <w:r>
-        <w:br/>
-      </w:r>
-      <w:r>
-        <w:rPr>
-          <w:rStyle w:val="VerbatimChar"/>
-        </w:rPr>
-        <w:t xml:space="preserve">## 2   mean_support 0.5646745 intrinsic</w:t>
-      </w:r>
-      <w:r>
-        <w:br/>
-      </w:r>
-      <w:r>
-        <w:rPr>
-          <w:rStyle w:val="VerbatimChar"/>
-        </w:rPr>
-        <w:t xml:space="preserve">## 3    mean_length 1.5000000 intrinsic</w:t>
-      </w:r>
-      <w:r>
-        <w:br/>
-      </w:r>
-      <w:r>
-        <w:rPr>
-          <w:rStyle w:val="VerbatimChar"/>
-        </w:rPr>
-        <w:t xml:space="preserve">## 4 retained_ratio 0.0122449    filter</w:t>
+          <w:rStyle w:val="NormalTok"/>
+        </w:rPr>
+        <w:t xml:space="preserve">eval </w:t>
+      </w:r>
+      <w:r>
+        <w:rPr>
+          <w:rStyle w:val="OtherTok"/>
+        </w:rPr>
+        <w:t xml:space="preserve">&lt;-</w:t>
+      </w:r>
+      <w:r>
+        <w:rPr>
+          <w:rStyle w:val="NormalTok"/>
+        </w:rPr>
+        <w:t xml:space="preserve"> </w:t>
+      </w:r>
+      <w:r>
+        <w:rPr>
+          <w:rStyle w:val="FunctionTok"/>
+        </w:rPr>
+        <w:t xml:space="preserve">evaluate</w:t>
+      </w:r>
+      <w:r>
+        <w:rPr>
+          <w:rStyle w:val="NormalTok"/>
+        </w:rPr>
+        <w:t xml:space="preserve">(pm, itemsets)</w:t>
+      </w:r>
+      <w:r>
+        <w:br/>
+      </w:r>
+      <w:r>
+        <w:rPr>
+          <w:rStyle w:val="NormalTok"/>
+        </w:rPr>
+        <w:t xml:space="preserve">eval</w:t>
+      </w:r>
+      <w:r>
+        <w:rPr>
+          <w:rStyle w:val="SpecialCharTok"/>
+        </w:rPr>
+        <w:t xml:space="preserve">$</w:t>
+      </w:r>
+      <w:r>
+        <w:rPr>
+          <w:rStyle w:val="NormalTok"/>
+        </w:rPr>
+        <w:t xml:space="preserve">metrics</w:t>
+      </w:r>
+    </w:p>
+    <w:p>
+      <w:pPr>
+        <w:pStyle w:val="SourceCode"/>
+      </w:pPr>
+      <w:r>
+        <w:rPr>
+          <w:rStyle w:val="VerbatimChar"/>
+        </w:rPr>
+        <w:t xml:space="preserve">##           metric       value      type</w:t>
+      </w:r>
+      <w:r>
+        <w:br/>
+      </w:r>
+      <w:r>
+        <w:rPr>
+          <w:rStyle w:val="VerbatimChar"/>
+        </w:rPr>
+        <w:t xml:space="preserve">## 1  pattern_count 6.000000000 intrinsic</w:t>
+      </w:r>
+      <w:r>
+        <w:br/>
+      </w:r>
+      <w:r>
+        <w:rPr>
+          <w:rStyle w:val="VerbatimChar"/>
+        </w:rPr>
+        <w:t xml:space="preserve">## 2   mean_support 0.564674529 intrinsic</w:t>
+      </w:r>
+      <w:r>
+        <w:br/>
+      </w:r>
+      <w:r>
+        <w:rPr>
+          <w:rStyle w:val="VerbatimChar"/>
+        </w:rPr>
+        <w:t xml:space="preserve">## 3    mean_length 1.500000000 intrinsic</w:t>
+      </w:r>
+      <w:r>
+        <w:br/>
+      </w:r>
+      <w:r>
+        <w:rPr>
+          <w:rStyle w:val="VerbatimChar"/>
+        </w:rPr>
+        <w:t xml:space="preserve">## 4 retained_ratio 0.001805054    filter</w:t>
       </w:r>
     </w:p>
     <w:p>
